--- a/download/CINT-11_CP2_Report.docx
+++ b/download/CINT-11_CP2_Report.docx
@@ -38,7 +38,7 @@
           <w:color w:val="475569"/>
           <w:sz w:val="26"/>
         </w:rPr>
-        <w:t>CP-2 Report · v1.0.0</w:t>
+        <w:t>CP-2 Report · v1.1.0</w:t>
       </w:r>
     </w:p>
     <w:p/>
@@ -78,7 +78,7 @@
           <w:color w:val="64748B"/>
           <w:sz w:val="20"/>
         </w:rPr>
-        <w:t>Date: 2026-08-28</w:t>
+        <w:t>Date: 2026-09-22</w:t>
       </w:r>
     </w:p>
     <w:p>
@@ -120,7 +120,7 @@
     </w:p>
     <w:p>
       <w:r>
-        <w:t>This CP-2 report documents the deadlock-aware admission controller, its recovery and fairness features, the FastAPI + Next.js dashboard, and the Docker / Kubernetes / KubeRay deployment configurations. CP-2 builds on the unchanged CP-1 baseline: it adds pre-admission feasibility checking (rejecting permanently infeasible trials), hierarchical wait-for avoidance, and bounded recovery. Across the 12 development trials, CP-2 completes 7, rejects 5 permanently infeasible, and produces zero unresolved deadlocks — the key claim of the capstone.</w:t>
+        <w:t>This CP-2 report documents the deadlock-aware admission controller, its recovery, fairness, and advisory autoscaling features, the FastAPI service plus Next.js dashboard, and the Docker / Kubernetes / KubeRay deployment configurations. CP-2 builds on the unchanged CP-1 baseline: it adds pre-admission feasibility checking (rejecting permanently infeasible trials), hierarchical child-fit admission checks, bounded recovery, and an explainable autoscaling advisor. Across the 12 development trials, CP-2 completes 7, rejects 5 permanently infeasible, and produces zero unresolved deadlocks — the key claim of the capstone. The separate mutual-cycle analysis found that a two-trial cross-cycle is unreachable under this simulator's atomic parent+child placement model; the adjacent collateral-blocking hazard is covered by the same admission guard.</w:t>
       </w:r>
     </w:p>
     <w:p>
@@ -1422,7 +1422,7 @@
         <w:pStyle w:val="ListBullet"/>
       </w:pPr>
       <w:r>
-        <w:t>Fixture validation (all 9 fixtures)</w:t>
+        <w:t>Fixture validation (all 7 development + 2 acceptance fixtures)</w:t>
       </w:r>
     </w:p>
     <w:p>
@@ -1430,7 +1430,7 @@
         <w:pStyle w:val="ListBullet"/>
       </w:pPr>
       <w:r>
-        <w:t>34 automated pytest tests</w:t>
+        <w:t>70 automated pytest tests (34 frozen CP-1 baseline + 2 CP-2 acceptance + 34 integration/hardening tests)</w:t>
       </w:r>
     </w:p>
     <w:p>
@@ -1454,7 +1454,7 @@
         <w:pStyle w:val="ListBullet"/>
       </w:pPr>
       <w:r>
-        <w:t>Independent expected-result oracle verification (21 (fixture, policy) pairs)</w:t>
+        <w:t>Independent expected-result oracle verification (14 FIFO/greedy CP-1 pairs; benchmark reports all 21 fixture-policy rows)</w:t>
       </w:r>
     </w:p>
     <w:p>
@@ -2137,7 +2137,7 @@
         <w:pStyle w:val="ListBullet"/>
       </w:pPr>
       <w:r>
-        <w:t>34/34 automated tests passed (Python pytest).</w:t>
+        <w:t>70/70 automated tests passed (Python pytest): 34 frozen CP-1 baseline tests plus 36 additive CP-2, API, advisor, and mutual-cycle analysis tests.</w:t>
       </w:r>
     </w:p>
     <w:p>
@@ -2262,6 +2262,30 @@
     </w:p>
     <w:p>
       <w:pPr>
+        <w:pStyle w:val="ListBullet"/>
+      </w:pPr>
+      <w:r>
+        <w:t>FastAPI endpoint smoke tests (health / scenarios / simulate / benchmark / validate)</w:t>
+      </w:r>
+    </w:p>
+    <w:p>
+      <w:pPr>
+        <w:pStyle w:val="ListBullet"/>
+      </w:pPr>
+      <w:r>
+        <w:t>Real-Ray 2.10.0 Docker reproduction (child PG PENDING; 4/4/1/3 accounting)</w:t>
+      </w:r>
+    </w:p>
+    <w:p>
+      <w:pPr>
+        <w:pStyle w:val="ListBullet"/>
+      </w:pPr>
+      <w:r>
+        <w:t>Mutual-cycle analysis (negative result under atomic simulator placement)</w:t>
+      </w:r>
+    </w:p>
+    <w:p>
+      <w:pPr>
         <w:pStyle w:val="Heading1"/>
       </w:pPr>
       <w:r>
@@ -2273,7 +2297,7 @@
         <w:rPr>
           <w:i/>
         </w:rPr>
-        <w:t>"The deterministic simulator and evidence framework were executed and verified. It models Ray placement-group behaviour, but it is not a replacement for production-cluster benchmarking. A Ray 2.10 Docker reproduction protocol is provided separately, and live-Ray claims require an attached runtime trace."</w:t>
+        <w:t>"The deterministic simulator and evidence framework were executed and verified. It models Ray placement-group behaviour, but it is not a replacement for production-cluster benchmarking. The source topology was also reproduced on real Ray 2.10.0 in Docker: the child placement group remained PENDING for the full 91.8-second bounded wait, and real-Ray resource accounting matched the simulator's 4/4/1/3 condition. This validates the deadlock topology, not production performance or a multi-node deployment. Evidence and exact steps are in docs/RAY_REPRODUCTION_PROTOCOL.md."</w:t>
       </w:r>
     </w:p>
     <w:p>
@@ -2291,7 +2315,7 @@
     </w:p>
     <w:p>
       <w:r>
-        <w:t>CP-2 implements the items reserved from CP-1: deadlock-aware admission, hierarchical wait-for avoidance, bounded recovery, fairness, autoscaling advice, FastAPI + dashboard, Docker/Kubernetes/KubeRay deployment.</w:t>
+        <w:t>CP-2 implements the items reserved from CP-1: deadlock-aware admission, hierarchical child-fit admission checks, bounded recovery, fairness, explainable autoscaling advice, a FastAPI service plus dashboard, and Docker/Kubernetes/KubeRay deployment configurations. These deployment artifacts are supplied and linted; production-cluster validation is not claimed.</w:t>
       </w:r>
     </w:p>
     <w:p>
@@ -2307,7 +2331,7 @@
         <w:rPr>
           <w:i/>
         </w:rPr>
-        <w:t>"CP-2 extends the unchanged CP-1 baseline with a deadlock-aware admission controller that rejects permanently infeasible trials and defers admission for trials whose child placement cannot fit. Across the 12 development trials, CP-2 completes 7, rejects 5, and produces zero unresolved deadlocks — the key capstone claim. The CP-1 baseline is preserved unchanged for the CP-2 evaluation."</w:t>
+        <w:t>"CP-2 extends the unchanged CP-1 baseline with a deadlock-aware admission controller that rejects permanently infeasible trials and defers admission for trials whose child placement cannot fit. Across the 12 development trials, CP-2 completes 7, rejects 5, and produces zero unresolved deadlocks — the key capstone claim. The CP-2 package also includes the verified FastAPI service, advisory autoscaling output, deployment configurations, and a real-Ray 2.10.0 reproduction protocol. The CP-1 baseline is preserved unchanged for the CP-2 evaluation."</w:t>
       </w:r>
     </w:p>
     <w:sectPr>

--- a/download/CINT-11_CP2_Report.docx
+++ b/download/CINT-11_CP2_Report.docx
@@ -90,7 +90,7 @@
           <w:color w:val="64748B"/>
           <w:sz w:val="20"/>
         </w:rPr>
-        <w:t>Team: [Team Member 1, 2, 3 — Registration Numbers]</w:t>
+        <w:t>Team: Nekkanti Sai Vighnesh (2300030455), Bagadi Pavan Kumar (2300030062), Bhimisetty Mahesh Adithya (2300030983), Choparapu Jeswanth Varun (2300031256)</w:t>
       </w:r>
     </w:p>
     <w:p>
@@ -102,7 +102,7 @@
           <w:color w:val="64748B"/>
           <w:sz w:val="20"/>
         </w:rPr>
-        <w:t>Guide: [Project Guide Name]</w:t>
+        <w:t>Guide: Mr. Rambabu Kalathoti (Guide ID 8199)</w:t>
       </w:r>
     </w:p>
     <w:p>
